--- a/planos/folhas-aula-04.docx
+++ b/planos/folhas-aula-04.docx
@@ -133,7 +133,7 @@
                 <w:sz w:val="18"/>
                 <w:szCs w:val="18"/>
               </w:rPr>
-              <w:t xml:space="preserve">Uma linha por cluster: nome · G · U · T · produto. Nota de 1 a 5 em cada eixo. Nota sem acordo do grupo fica registrada com as duas — divergência se anota, não se dissolve na média.</w:t>
+              <w:t xml:space="preserve">Uma linha por cluster: nome · G · U · T · produto. Nota de 1 a 5 em cada eixo. Nota sem acordo do grupo fica registrada com as duas: divergência se anota, não se dissolve na média.</w:t>
             </w:r>
           </w:p>
         </w:tc>
@@ -531,7 +531,7 @@
           <w:sz w:val="24"/>
           <w:szCs w:val="24"/>
         </w:rPr>
-        <w:t xml:space="preserve">Escrevam a ficha completa deste indicador — o que mede o meio e antecipa o resultado.</w:t>
+        <w:t xml:space="preserve">Escrevam a ficha completa deste indicador: o que mede o meio e antecipa o resultado.</w:t>
       </w:r>
     </w:p>
     <w:tbl>
@@ -1314,7 +1314,7 @@
           <w:sz w:val="24"/>
           <w:szCs w:val="24"/>
         </w:rPr>
-        <w:t xml:space="preserve">Escrevam a ficha completa deste indicador — o que mede o fim.</w:t>
+        <w:t xml:space="preserve">Escrevam a ficha completa deste indicador: o que mede o fim.</w:t>
       </w:r>
     </w:p>
     <w:tbl>
@@ -2097,7 +2097,7 @@
           <w:sz w:val="24"/>
           <w:szCs w:val="24"/>
         </w:rPr>
-        <w:t xml:space="preserve">Ponderem os quatro números da mesa por dois métodos — e confrontem os resultados.</w:t>
+        <w:t xml:space="preserve">Ponderem os quatro números da mesa por dois métodos e confrontem os resultados.</w:t>
       </w:r>
     </w:p>
     <w:tbl>
@@ -2162,7 +2162,7 @@
                 <w:sz w:val="18"/>
                 <w:szCs w:val="18"/>
               </w:rPr>
-              <w:t xml:space="preserve">Os dois indicadores e os dois contraindicadores. Distribuam 100 pontos entre os quatro — some exatamente 100.</w:t>
+              <w:t xml:space="preserve">Os dois indicadores e os dois contraindicadores. Distribuam 100 pontos entre os quatro, somando exatamente 100.</w:t>
             </w:r>
           </w:p>
         </w:tc>
@@ -2204,7 +2204,7 @@
                 <w:sz w:val="18"/>
                 <w:szCs w:val="18"/>
               </w:rPr>
-              <w:t xml:space="preserve">Dois de cada vez: entre A e B, qual pesa mais — e quanto? Com quatro itens são seis pares.</w:t>
+              <w:t xml:space="preserve">Dois de cada vez: entre A e B, qual pesa mais, e quanto? Com quatro itens são seis pares.</w:t>
             </w:r>
           </w:p>
         </w:tc>
@@ -2276,7 +2276,7 @@
                 <w:sz w:val="18"/>
                 <w:szCs w:val="18"/>
               </w:rPr>
-              <w:t xml:space="preserve">Se A &gt; B, B &gt; C e C &gt; A, o grupo não tem um critério — tem três opiniões. E qual peso vocês deram ao contraindicador? Peso zero é dizer, por escrito, que se confia na própria virtude.</w:t>
+              <w:t xml:space="preserve">Se A &gt; B, B &gt; C e C &gt; A, o grupo não tem um critério: tem três opiniões. E qual peso vocês deram ao contraindicador? Peso zero é dizer, por escrito, que se confia na própria virtude.</w:t>
             </w:r>
           </w:p>
         </w:tc>
